--- a/gestion_escolar/templates/tramites/Plantillas/Word/PRESENTACIONLABORAL.docx
+++ b/gestion_escolar/templates/tramites/Plantillas/Word/PRESENTACIONLABORAL.docx
@@ -97,7 +97,6 @@
           <w:szCs w:val="20"/>
         </w:rPr>
       </w:pPr>
-      <w:bookmarkStart w:id="0" w:name="_GoBack"/>
     </w:p>
     <w:p>
       <w:pPr>
@@ -109,7 +108,7 @@
           <w:szCs w:val="20"/>
         </w:rPr>
       </w:pPr>
-      <w:bookmarkStart w:id="1" w:name="_Hlk180229141"/>
+      <w:bookmarkStart w:id="0" w:name="_Hlk180229141"/>
       <w:r>
         <w:rPr>
           <w:rFonts w:ascii="Arial" w:hAnsi="Arial" w:cs="Arial"/>
@@ -199,8 +198,8 @@
         </w:rPr>
         <w:t>OFICIO DEE</w:t>
       </w:r>
-      <w:bookmarkStart w:id="2" w:name="FOLIO"/>
-      <w:bookmarkEnd w:id="2"/>
+      <w:bookmarkStart w:id="1" w:name="FOLIO"/>
+      <w:bookmarkEnd w:id="1"/>
       <w:r>
         <w:rPr>
           <w:rFonts w:ascii="Arial" w:hAnsi="Arial" w:cs="Arial"/>
@@ -264,7 +263,7 @@
           <w:sz w:val="20"/>
           <w:szCs w:val="20"/>
         </w:rPr>
-        <w:t>/2025</w:t>
+        <w:t>/2026</w:t>
       </w:r>
     </w:p>
     <w:p>
@@ -1105,6 +1104,50 @@
         </w:rPr>
         <w:t>.</w:t>
       </w:r>
+      <w:r>
+        <w:rPr>
+          <w:rFonts w:ascii="Arial" w:hAnsi="Arial" w:cs="Arial"/>
+          <w:sz w:val="20"/>
+          <w:szCs w:val="20"/>
+        </w:rPr>
+        <w:t xml:space="preserve"> </w:t>
+      </w:r>
+      <w:r>
+        <w:rPr>
+          <w:rFonts w:ascii="Arial" w:hAnsi="Arial" w:cs="Arial"/>
+          <w:sz w:val="20"/>
+          <w:szCs w:val="20"/>
+        </w:rPr>
+        <w:t>Con una carga horaria de</w:t>
+      </w:r>
+      <w:r>
+        <w:rPr>
+          <w:rFonts w:ascii="Arial" w:hAnsi="Arial" w:cs="Arial"/>
+          <w:sz w:val="20"/>
+          <w:szCs w:val="20"/>
+        </w:rPr>
+        <w:t xml:space="preserve"> {{</w:t>
+      </w:r>
+      <w:proofErr w:type="spellStart"/>
+      <w:r>
+        <w:rPr>
+          <w:rFonts w:ascii="Arial" w:hAnsi="Arial" w:cs="Arial"/>
+          <w:sz w:val="20"/>
+          <w:szCs w:val="20"/>
+        </w:rPr>
+        <w:t>Horas_Categoria</w:t>
+      </w:r>
+      <w:proofErr w:type="spellEnd"/>
+      <w:r>
+        <w:rPr>
+          <w:rFonts w:ascii="Arial" w:hAnsi="Arial" w:cs="Arial"/>
+          <w:sz w:val="20"/>
+          <w:szCs w:val="20"/>
+        </w:rPr>
+        <w:t>}} Hrs.</w:t>
+      </w:r>
+      <w:bookmarkStart w:id="2" w:name="_GoBack"/>
+      <w:bookmarkEnd w:id="2"/>
     </w:p>
     <w:p>
       <w:pPr>
@@ -1824,7 +1867,6 @@
         </w:rPr>
       </w:pPr>
     </w:p>
-    <w:bookmarkEnd w:id="1"/>
     <w:bookmarkEnd w:id="0"/>
     <w:p/>
     <w:sectPr>
